--- a/iex-escalations/IEX_Escalations_Report_2026-06-29.docx
+++ b/iex-escalations/IEX_Escalations_Report_2026-06-29.docx
@@ -417,7 +417,15 @@
             </w:tcMar>
           </w:tcPr>
           <w:p>
-            <w:r>
+            <w:pPr>
+              <w:rPr>
+                <w:highlight w:val="yellow"/>
+              </w:rPr>
+            </w:pPr>
+            <w:r>
+              <w:rPr>
+                <w:highlight w:val="yellow"/>
+              </w:rPr>
               <w:t>WFM-176534</w:t>
             </w:r>
           </w:p>
@@ -439,23 +447,41 @@
             </w:tcMar>
           </w:tcPr>
           <w:p>
-            <w:r>
+            <w:pPr>
+              <w:rPr>
+                <w:highlight w:val="yellow"/>
+              </w:rPr>
+            </w:pPr>
+            <w:r>
+              <w:rPr>
+                <w:highlight w:val="yellow"/>
+              </w:rPr>
               <w:t xml:space="preserve">CISCO </w:t>
             </w:r>
             <w:r>
               <w:rPr>
                 <w:b/>
                 <w:bCs/>
+                <w:highlight w:val="yellow"/>
               </w:rPr>
               <w:t>RTA restart</w:t>
             </w:r>
             <w:r>
+              <w:rPr>
+                <w:highlight w:val="yellow"/>
+              </w:rPr>
               <w:t xml:space="preserve"> – </w:t>
             </w:r>
             <w:r>
+              <w:rPr>
+                <w:highlight w:val="yellow"/>
+              </w:rPr>
               <w:t xml:space="preserve">escalation </w:t>
             </w:r>
             <w:r>
+              <w:rPr>
+                <w:highlight w:val="yellow"/>
+              </w:rPr>
               <w:t>already closed with workaround</w:t>
             </w:r>
           </w:p>
@@ -477,13 +503,27 @@
             </w:tcMar>
           </w:tcPr>
           <w:p>
-            <w:r>
+            <w:pPr>
+              <w:rPr>
+                <w:highlight w:val="yellow"/>
+              </w:rPr>
+            </w:pPr>
+            <w:r>
+              <w:rPr>
+                <w:highlight w:val="yellow"/>
+              </w:rPr>
               <w:t>WFM-176534</w:t>
             </w:r>
             <w:r>
+              <w:rPr>
+                <w:highlight w:val="yellow"/>
+              </w:rPr>
               <w:t xml:space="preserve"> </w:t>
             </w:r>
             <w:r>
+              <w:rPr>
+                <w:highlight w:val="yellow"/>
+              </w:rPr>
               <w:t>Fix with 8.1.6 – 30th June</w:t>
             </w:r>
           </w:p>
